--- a/resumes/Zukowski_Resume_AI_Governance_Infrastructure.docx
+++ b/resumes/Zukowski_Resume_AI_Governance_Infrastructure.docx
@@ -129,11 +129,13 @@
           <w:i w:val="0"/>
           <w:sz w:val="17"/>
         </w:rPr>
-        <w:t>· Digital assets since 2016 (10 years) · 22 MCP + API connections · Diligence⁠-⁠doc review 4hr to 1hr</w:t>
+        <w:t>· Agent fleet: over 48,000 commits · sixteen to forty-three concurrent sessions · commit gate of over 100 checks</w:t>
         <w:br/>
-        <w:t>· 8 SSRN papers · 18 federal comment letters · FSB AI consultation response</w:t>
+        <w:t>· over 24,000 advisory firings measured across 32 classes · 75⁠-⁠skill library · 33⁠-⁠file canonical⁠-⁠state layer</w:t>
         <w:br/>
-        <w:t>· 30 USPTO patent applications across 20 families (Canonical⁠-⁠State Architecture for multi⁠-⁠agent AI research)</w:t>
+        <w:t>· 36 USPTO patent applications across 26 families (Canonical⁠-⁠State Architecture for multi⁠-⁠agent AI research)</w:t>
+        <w:br/>
+        <w:t>· 9 SSRN papers · 19 federal comment letters · FSB AI consultation response</w:t>
       </w:r>
     </w:p>
     <w:p>
@@ -235,7 +237,7 @@
         <w:ind w:left="320" w:hanging="160"/>
       </w:pPr>
       <w:r>
-        <w:t xml:space="preserve">• Authored an eight-paper SSRN-live research program covering the </w:t>
+        <w:t xml:space="preserve">• Authored a nine-paper SSRN-live research program covering the </w:t>
       </w:r>
       <w:hyperlink r:id="rId7">
         <w:r>
@@ -299,7 +301,7 @@
         <w:ind w:left="320" w:hanging="160"/>
       </w:pPr>
       <w:r>
-        <w:t xml:space="preserve">• Contributed eighteen comment letters across a federal regulatory program (OCC bank stablecoin engagement </w:t>
+        <w:t xml:space="preserve">• Contributed nineteen comment letters across a federal regulatory program (OCC bank stablecoin engagement </w:t>
       </w:r>
       <w:hyperlink r:id="rId13">
         <w:r>
@@ -686,7 +688,7 @@
         <w:t>Canonical-State Architecture.</w:t>
       </w:r>
       <w:r>
-        <w:t>Filed thirty US patent applications across twenty families in 2026. Twelve applications across four families cover coordination and integrity for concurrent AI-agent sessions on a shared version-controlled repository: per-session staging-index isolation, a multi-mode verification engine, a commit-time canonical-state coherence gate, recursive self-validation of discipline codifications, a tamper-evident coordination-proof log, authorship-narrowed commit replay with a per-writer edit-intent ledger, and statement-time provenance binding under fail-closed admission control; validated on over 27,000 commits and sixteen to forty-three concurrent agents over five months (as of 2026-08-26), with a companion 73-page methodology preprint. The other sixteen families cover evidence-grounding interlocks that keep a machine-generated assessment from resting on unverifiable or hallucinated evidence (two applications); typed-absence control attribution for pseudonymous on-chain systems (three); instrument-absence emitted as a typed outcome, held distinct from the affirmative verdict it resembles, including verifier-integrity controls (two); authority-aware context retrieval, resource-triggered session handoff, fleet launch-governance admission, transcript-derived contribution attestation, and derived-artifact coherence (six); calibration-gated detector promotion and validity-preserving evaluation instrumentation (three); and self-calibrating thresholds for reputation-weighted on-chain governance (two).</w:t>
+        <w:t xml:space="preserve"> Filed thirty-six US patent applications across twenty-six families in 2026: a five-element coordination system for concurrent AI-agent sessions on a shared version-controlled repository, integrating per-session staging-index isolation, a multi-mode verification engine, a commit-time canonical-state coherence gate, recursive self-validation of discipline codifications, and an operator-confirmed promotion gate; validated on over 48,000 commits (measured 2026-09-21), a commit gate of over 100 checks, and over 24,000 advisory firings across 32 classes, with sixteen to forty-three concurrent AI coding sessions (census 2026-08-26) and a companion 73-page methodology preprint. The applications extend the architecture to role-routed cross-session coordination, actual-touched-file collision detection, and a self-describing verification registry, plus separate applications for evidence-grounding of AI-generated assessments and cited values.</w:t>
       </w:r>
     </w:p>
     <w:p>

--- a/resumes/Zukowski_Resume_AI_Governance_Infrastructure.docx
+++ b/resumes/Zukowski_Resume_AI_Governance_Infrastructure.docx
@@ -688,7 +688,7 @@
         <w:t>Canonical-State Architecture.</w:t>
       </w:r>
       <w:r>
-        <w:t xml:space="preserve"> Filed thirty-six US patent applications across twenty-six families in 2026: a five-element coordination system for concurrent AI-agent sessions on a shared version-controlled repository, integrating per-session staging-index isolation, a multi-mode verification engine, a commit-time canonical-state coherence gate, recursive self-validation of discipline codifications, and an operator-confirmed promotion gate; validated on over 48,000 commits (measured 2026-09-21), a commit gate of over 100 checks, and over 24,000 advisory firings across 32 classes, with sixteen to forty-three concurrent AI coding sessions (census 2026-08-26) and a companion 73-page methodology preprint. The applications extend the architecture to role-routed cross-session coordination, actual-touched-file collision detection, and a self-describing verification registry, plus separate applications for evidence-grounding of AI-generated assessments and cited values.</w:t>
+        <w:t xml:space="preserve"> Filed thirty-six US patent applications across twenty-six families in 2026: a five-element coordination system for concurrent AI-agent sessions on a shared version-controlled repository, integrating per-session staging-index isolation, a multi-mode verification engine, a commit-time canonical-state coherence gate, recursive self-validation of discipline codifications, and an operator-confirmed promotion gate; validated on over 48,000 commits (measured 2026-09-21), a commit gate of over 100 checks, and over 24,000 advisory firings across 32 classes, with a typical overlap of 12 concurrent sessions and a peak of 48 and a companion 73-page methodology preprint. The applications extend the architecture to role-routed cross-session coordination, actual-touched-file collision detection, and a self-describing verification registry, plus separate applications for evidence-grounding of AI-generated assessments and cited values.</w:t>
       </w:r>
     </w:p>
     <w:p>

--- a/resumes/Zukowski_Resume_AI_Governance_Infrastructure.docx
+++ b/resumes/Zukowski_Resume_AI_Governance_Infrastructure.docx
@@ -129,7 +129,7 @@
           <w:i w:val="0"/>
           <w:sz w:val="17"/>
         </w:rPr>
-        <w:t>· Agent fleet: over 48,000 commits · sixteen to forty-three concurrent sessions · commit gate of over 100 checks</w:t>
+        <w:t>· Agent fleet: over 48,000 commits · typical overlap 12, peak 48 · commit gate of over 100 checks</w:t>
         <w:br/>
         <w:t>· over 24,000 advisory firings measured across 32 classes · 75⁠-⁠skill library · 33⁠-⁠file canonical⁠-⁠state layer</w:t>
         <w:br/>
@@ -688,7 +688,7 @@
         <w:t>Canonical-State Architecture.</w:t>
       </w:r>
       <w:r>
-        <w:t xml:space="preserve"> Filed thirty-six US patent applications across twenty-six families in 2026: a five-element coordination system for concurrent AI-agent sessions on a shared version-controlled repository, integrating per-session staging-index isolation, a multi-mode verification engine, a commit-time canonical-state coherence gate, recursive self-validation of discipline codifications, and an operator-confirmed promotion gate; validated on over 48,000 commits (measured 2026-09-21), a commit gate of over 100 checks, and over 24,000 advisory firings across 32 classes, with a typical overlap of 12 concurrent sessions and a peak of 48 and a companion 73-page methodology preprint. The applications extend the architecture to role-routed cross-session coordination, actual-touched-file collision detection, and a self-describing verification registry, plus separate applications for evidence-grounding of AI-generated assessments and cited values.</w:t>
+        <w:t xml:space="preserve"> Filed thirty-six US patent applications across twenty-six families in 2026: a five-element coordination system for concurrent AI-agent sessions on a shared version-controlled repository, integrating per-session staging-index isolation, a multi-mode verification engine, a commit-time canonical-state coherence gate, recursive self-validation of discipline codifications, and an operator-confirmed promotion gate; validated on over 48,000 commits (measured 2026-09-21), a commit gate of over 100 checks, and over 24,000 advisory firings across 32 classes, with a typical overlap of 12 concurrent sessions and a peak of 48, plus a companion 73-page methodology preprint. The applications extend the architecture to role-routed cross-session coordination, actual-touched-file collision detection, and a self-describing verification registry, plus separate applications for evidence-grounding of AI-generated assessments and cited values.</w:t>
       </w:r>
     </w:p>
     <w:p>

--- a/resumes/Zukowski_Resume_AI_Governance_Infrastructure.docx
+++ b/resumes/Zukowski_Resume_AI_Governance_Infrastructure.docx
@@ -133,7 +133,7 @@
         <w:br/>
         <w:t>· over 24,000 advisory firings measured across 32 classes · 75⁠-⁠skill library · 33⁠-⁠file canonical⁠-⁠state layer</w:t>
         <w:br/>
-        <w:t>· 36 USPTO patent applications across 26 families (Canonical⁠-⁠State Architecture for multi⁠-⁠agent AI research)</w:t>
+        <w:t>· 37 USPTO patent applications across 26 families (Canonical⁠-⁠State Architecture for multi⁠-⁠agent AI research)</w:t>
         <w:br/>
         <w:t>· 9 SSRN papers · 19 federal comment letters · FSB AI consultation response</w:t>
       </w:r>
@@ -688,7 +688,7 @@
         <w:t>Canonical-State Architecture.</w:t>
       </w:r>
       <w:r>
-        <w:t xml:space="preserve"> Filed thirty-six US patent applications across twenty-six families in 2026: a five-element coordination system for concurrent AI-agent sessions on a shared version-controlled repository, integrating per-session staging-index isolation, a multi-mode verification engine, a commit-time canonical-state coherence gate, recursive self-validation of discipline codifications, and an operator-confirmed promotion gate; validated on over 48,000 commits (measured 2026-09-21), a commit gate of over 100 checks, and over 24,000 advisory firings across 32 classes, with a typical overlap of 12 concurrent sessions and a peak of 48, plus a companion 73-page methodology preprint. The applications extend the architecture to role-routed cross-session coordination, actual-touched-file collision detection, and a self-describing verification registry, plus separate applications for evidence-grounding of AI-generated assessments and cited values.</w:t>
+        <w:t xml:space="preserve"> Filed thirty-seven US patent applications across twenty-six families in 2026: a five-element coordination system for concurrent AI-agent sessions on a shared version-controlled repository, integrating per-session staging-index isolation, a multi-mode verification engine, a commit-time canonical-state coherence gate, recursive self-validation of discipline codifications, and an operator-confirmed promotion gate; validated on over 48,000 commits (measured 2026-09-21), a commit gate of over 100 checks, and over 24,000 advisory firings across 32 classes, with a typical overlap of 12 concurrent sessions and a peak of 48, plus a companion 73-page methodology preprint. The applications extend the architecture to role-routed cross-session coordination, actual-touched-file collision detection, and a self-describing verification registry, plus separate applications for evidence-grounding of AI-generated assessments and cited values.</w:t>
       </w:r>
     </w:p>
     <w:p>

--- a/resumes/Zukowski_Resume_AI_Governance_Infrastructure.docx
+++ b/resumes/Zukowski_Resume_AI_Governance_Infrastructure.docx
@@ -129,11 +129,11 @@
           <w:i w:val="0"/>
           <w:sz w:val="17"/>
         </w:rPr>
-        <w:t>· Agent fleet: over 48,000 commits · typical overlap 12, peak 48 · commit gate of over 100 checks</w:t>
+        <w:t>· Agent fleet: over 52,000 commits · typical overlap 14, peak 61 · commit gate of over 100 checks</w:t>
         <w:br/>
-        <w:t>· over 24,000 advisory firings measured across 32 classes · 75⁠-⁠skill library · 33⁠-⁠file canonical⁠-⁠state layer</w:t>
+        <w:t>· over 19,000 advisory firings measured across 28 classes · 77⁠-⁠skill library · 33⁠-⁠file canonical⁠-⁠state layer</w:t>
         <w:br/>
-        <w:t>· 37 USPTO patent applications across 26 families (Canonical⁠-⁠State Architecture for multi⁠-⁠agent AI research)</w:t>
+        <w:t>· 37 USPTO patent applications across 27 families (Canonical⁠-⁠State Architecture for multi⁠-⁠agent AI research)</w:t>
         <w:br/>
         <w:t>· 9 SSRN papers · 19 federal comment letters · FSB AI consultation response</w:t>
       </w:r>
@@ -301,7 +301,7 @@
         <w:ind w:left="320" w:hanging="160"/>
       </w:pPr>
       <w:r>
-        <w:t xml:space="preserve">• Contributed nineteen comment letters across a federal regulatory program (OCC bank stablecoin engagement </w:t>
+        <w:t xml:space="preserve">• Contributed 19 comment letters across a federal regulatory program (OCC bank stablecoin engagement </w:t>
       </w:r>
       <w:hyperlink r:id="rId13">
         <w:r>
@@ -400,7 +400,7 @@
         </w:r>
       </w:hyperlink>
       <w:r>
-        <w:t xml:space="preserve"> (Jul 2026), the first external deployment of the MVEP-AI / CLII-AI operator-accountability stack; </w:t>
+        <w:t xml:space="preserve"> (Jul 2026), the first external deployment of the AI-domain extensions of the Minimum Viable Equivalence Pack and Control Layer Intensity Index (MVEP-AI / CLII-AI); </w:t>
       </w:r>
       <w:hyperlink r:id="rId22">
         <w:r>
@@ -688,7 +688,7 @@
         <w:t>Canonical-State Architecture.</w:t>
       </w:r>
       <w:r>
-        <w:t xml:space="preserve"> Filed thirty-seven US patent applications across twenty-six families in 2026: a five-element coordination system for concurrent AI-agent sessions on a shared version-controlled repository, integrating per-session staging-index isolation, a multi-mode verification engine, a commit-time canonical-state coherence gate, recursive self-validation of discipline codifications, and an operator-confirmed promotion gate; validated on over 48,000 commits (measured 2026-09-21), a commit gate of over 100 checks, and over 24,000 advisory firings across 32 classes, with a typical overlap of 12 concurrent sessions and a peak of 48, plus a companion 73-page methodology preprint. The applications extend the architecture to role-routed cross-session coordination, actual-touched-file collision detection, and a self-describing verification registry, plus separate applications for evidence-grounding of AI-generated assessments and cited values.</w:t>
+        <w:t>Filed 37 US patent applications across 27 families in 2026. Thirteen applications across four families cover coordination and integrity for concurrent AI-agent sessions on a shared version-controlled repository: per-session staging-index isolation, a multi-mode verification engine, a commit-time canonical-state coherence gate, recursive self-validation of discipline codifications, a tamper-evident coordination-proof log, authorship-narrowed commit replay with a per-writer edit-intent ledger, and statement-time provenance binding under fail-closed admission control; validated on over 52,000 commits and 12 to 55 concurrent agents over six months (as of 2026-09-28), with a companion 73-page methodology preprint. The other twenty-two families cover evidence-grounding interlocks against hallucinated machine assessment (two applications); typed-absence control attribution for pseudonymous on-chain systems (three); instrument-absence as a typed outcome with verifier-integrity controls (two); authority-aware context retrieval, resource-triggered session handoff, fleet launch-governance admission, contribution attestation, and derived-artifact coherence (six); calibration-gated detector promotion and evaluation instrumentation (three); reputation-weighted governance thresholds (two); and six families filed since August covering provenance-chain attribution, source-fidelity omission-and-fabrication detection, outbound-artifact gating as typed negative outcomes, blinded evaluation batteries, peer-health-gated destructive cleanup, and confidence-gated typed-judgment offload (one each).</w:t>
       </w:r>
     </w:p>
     <w:p>
@@ -938,7 +938,7 @@
         <w:t>Stack:</w:t>
       </w:r>
       <w:r>
-        <w:t xml:space="preserve"> Python (pandas, statsmodels, scipy, matplotlib), R (fixest, did, synthdid), SQL (DuneSQL, Trino), JavaScript / TypeScript; 22 MCP and API connections wrapping the data sources above plus GitHub; Claude.ai + Claude Code + Cursor with 74-skill library and 33-file canonical-state architecture; n8n, Apify, Git / GitHub</w:t>
+        <w:t xml:space="preserve"> Python (pandas, statsmodels, scipy, matplotlib), R (fixest, did, synthdid), SQL (DuneSQL, Trino), JavaScript / TypeScript; 22 MCP and API connections wrapping the data sources above plus GitHub; Claude.ai + Claude Code + Cursor with 77-skill library and 33-file canonical-state architecture; n8n, Apify, Git / GitHub</w:t>
       </w:r>
     </w:p>
     <w:p>

--- a/resumes/Zukowski_Resume_AI_Governance_Infrastructure.docx
+++ b/resumes/Zukowski_Resume_AI_Governance_Infrastructure.docx
@@ -131,7 +131,7 @@
         </w:rPr>
         <w:t>· Agent fleet: over 52,000 commits · typical overlap 14, peak 61 · commit gate of over 100 checks</w:t>
         <w:br/>
-        <w:t>· over 19,000 advisory firings measured across 28 classes · 77⁠-⁠skill library · 33⁠-⁠file canonical⁠-⁠state layer</w:t>
+        <w:t>· over 20,000 advisory firings measured across 28 classes · 77⁠-⁠skill library · 33⁠-⁠file canonical⁠-⁠state layer</w:t>
         <w:br/>
         <w:t>· 37 USPTO patent applications across 27 families (Canonical⁠-⁠State Architecture for multi⁠-⁠agent AI research)</w:t>
         <w:br/>

--- a/resumes/Zukowski_Resume_AI_Governance_Infrastructure.docx
+++ b/resumes/Zukowski_Resume_AI_Governance_Infrastructure.docx
@@ -129,7 +129,7 @@
           <w:i w:val="0"/>
           <w:sz w:val="17"/>
         </w:rPr>
-        <w:t>· Agent fleet: over 52,000 commits · typical overlap 14, peak 61 · commit gate of over 100 checks</w:t>
+        <w:t>· Agent fleet: over 53,000 commits · typical overlap 14, peak 61 · commit gate of over 100 checks</w:t>
         <w:br/>
         <w:t>· over 20,000 advisory firings measured across 28 classes · 77⁠-⁠skill library · 33⁠-⁠file canonical⁠-⁠state layer</w:t>
         <w:br/>
@@ -688,7 +688,7 @@
         <w:t>Canonical-State Architecture.</w:t>
       </w:r>
       <w:r>
-        <w:t>Filed 37 US patent applications across 27 families in 2026. Thirteen applications across four families cover coordination and integrity for concurrent AI-agent sessions on a shared version-controlled repository: per-session staging-index isolation, a multi-mode verification engine, a commit-time canonical-state coherence gate, recursive self-validation of discipline codifications, a tamper-evident coordination-proof log, authorship-narrowed commit replay with a per-writer edit-intent ledger, and statement-time provenance binding under fail-closed admission control; validated on over 52,000 commits and 12 to 55 concurrent agents over six months (as of 2026-09-28), with a companion 73-page methodology preprint. The other twenty-two families cover evidence-grounding interlocks against hallucinated machine assessment (two applications); typed-absence control attribution for pseudonymous on-chain systems (three); instrument-absence as a typed outcome with verifier-integrity controls (two); authority-aware context retrieval, resource-triggered session handoff, fleet launch-governance admission, contribution attestation, and derived-artifact coherence (six); calibration-gated detector promotion and evaluation instrumentation (three); reputation-weighted governance thresholds (two); and six families filed since August covering provenance-chain attribution, source-fidelity omission-and-fabrication detection, outbound-artifact gating as typed negative outcomes, blinded evaluation batteries, peer-health-gated destructive cleanup, and confidence-gated typed-judgment offload (one each).</w:t>
+        <w:t>Filed 37 US patent applications across 27 families in 2026. Thirteen applications across four families cover coordination and integrity for concurrent AI-agent sessions on a shared version-controlled repository: per-session staging-index isolation, a multi-mode verification engine, a commit-time canonical-state coherence gate, recursive self-validation of discipline codifications, a tamper-evident coordination-proof log, authorship-narrowed commit replay with a per-writer edit-intent ledger, and statement-time provenance binding under fail-closed admission control; validated on over 53,000 commits and 12 to 55 concurrent agents over six months (as of 2026-09-28), with a companion 73-page methodology preprint. The other twenty-two families cover evidence-grounding interlocks against hallucinated machine assessment (two applications); typed-absence control attribution for pseudonymous on-chain systems (three); instrument-absence as a typed outcome with verifier-integrity controls (two); authority-aware context retrieval, resource-triggered session handoff, fleet launch-governance admission, contribution attestation, and derived-artifact coherence (six); calibration-gated detector promotion and evaluation instrumentation (three); reputation-weighted governance thresholds (two); and six families filed since August covering provenance-chain attribution, source-fidelity omission-and-fabrication detection, outbound-artifact gating as typed negative outcomes, blinded evaluation batteries, peer-health-gated destructive cleanup, and confidence-gated typed-judgment offload (one each).</w:t>
       </w:r>
     </w:p>
     <w:p>

--- a/resumes/Zukowski_Resume_AI_Governance_Infrastructure.docx
+++ b/resumes/Zukowski_Resume_AI_Governance_Infrastructure.docx
@@ -131,7 +131,7 @@
         </w:rPr>
         <w:t>· Agent fleet: over 53,000 commits · typical overlap 14, peak 61 · commit gate of over 100 checks</w:t>
         <w:br/>
-        <w:t>· over 20,000 advisory firings measured across 28 classes · 77⁠-⁠skill library · 33⁠-⁠file canonical⁠-⁠state layer</w:t>
+        <w:t>· over 21,000 advisory firings measured across 28 classes · 77⁠-⁠skill library · 33⁠-⁠file canonical⁠-⁠state layer</w:t>
         <w:br/>
         <w:t>· 37 USPTO patent applications across 27 families (Canonical⁠-⁠State Architecture for multi⁠-⁠agent AI research)</w:t>
         <w:br/>

--- a/resumes/Zukowski_Resume_AI_Governance_Infrastructure.docx
+++ b/resumes/Zukowski_Resume_AI_Governance_Infrastructure.docx
@@ -129,7 +129,7 @@
           <w:i w:val="0"/>
           <w:sz w:val="17"/>
         </w:rPr>
-        <w:t>· Agent fleet: over 53,000 commits · typical overlap 14, peak 61 · commit gate of over 100 checks</w:t>
+        <w:t>· Agent fleet: over 54,000 commits · typical overlap 14, peak 61 · commit gate of over 100 checks</w:t>
         <w:br/>
         <w:t>· over 21,000 advisory firings measured across 28 classes · 77⁠-⁠skill library · 33⁠-⁠file canonical⁠-⁠state layer</w:t>
         <w:br/>
@@ -688,7 +688,7 @@
         <w:t>Canonical-State Architecture.</w:t>
       </w:r>
       <w:r>
-        <w:t>Filed 37 US patent applications across 27 families in 2026. Thirteen applications across four families cover coordination and integrity for concurrent AI-agent sessions on a shared version-controlled repository: per-session staging-index isolation, a multi-mode verification engine, a commit-time canonical-state coherence gate, recursive self-validation of discipline codifications, a tamper-evident coordination-proof log, authorship-narrowed commit replay with a per-writer edit-intent ledger, and statement-time provenance binding under fail-closed admission control; validated on over 53,000 commits and 12 to 55 concurrent agents over six months (as of 2026-09-28), with a companion 73-page methodology preprint. The other twenty-two families cover evidence-grounding interlocks against hallucinated machine assessment (two applications); typed-absence control attribution for pseudonymous on-chain systems (three); instrument-absence as a typed outcome with verifier-integrity controls (two); authority-aware context retrieval, resource-triggered session handoff, fleet launch-governance admission, contribution attestation, and derived-artifact coherence (six); calibration-gated detector promotion and evaluation instrumentation (three); reputation-weighted governance thresholds (two); and six families filed since August covering provenance-chain attribution, source-fidelity omission-and-fabrication detection, outbound-artifact gating as typed negative outcomes, blinded evaluation batteries, peer-health-gated destructive cleanup, and confidence-gated typed-judgment offload (one each).</w:t>
+        <w:t>Filed 37 US patent applications across 27 families in 2026. Thirteen applications across four families cover coordination and integrity for concurrent AI-agent sessions on a shared version-controlled repository: per-session staging-index isolation, a multi-mode verification engine, a commit-time canonical-state coherence gate, recursive self-validation of discipline codifications, a tamper-evident coordination-proof log, authorship-narrowed commit replay with a per-writer edit-intent ledger, and statement-time provenance binding under fail-closed admission control; validated on over 54,000 commits and 12 to 55 concurrent agents over six months (as of 2026-09-28), with a companion 73-page methodology preprint. The other twenty-two families cover evidence-grounding interlocks against hallucinated machine assessment (two applications); typed-absence control attribution for pseudonymous on-chain systems (three); instrument-absence as a typed outcome with verifier-integrity controls (two); authority-aware context retrieval, resource-triggered session handoff, fleet launch-governance admission, contribution attestation, and derived-artifact coherence (six); calibration-gated detector promotion and evaluation instrumentation (three); reputation-weighted governance thresholds (two); and six families filed since August covering provenance-chain attribution, source-fidelity omission-and-fabrication detection, outbound-artifact gating as typed negative outcomes, blinded evaluation batteries, peer-health-gated destructive cleanup, and confidence-gated typed-judgment offload (one each).</w:t>
       </w:r>
     </w:p>
     <w:p>

--- a/resumes/Zukowski_Resume_AI_Governance_Infrastructure.docx
+++ b/resumes/Zukowski_Resume_AI_Governance_Infrastructure.docx
@@ -131,7 +131,7 @@
         </w:rPr>
         <w:t>· Agent fleet: over 54,000 commits · typical overlap 14, peak 61 · commit gate of over 100 checks</w:t>
         <w:br/>
-        <w:t>· over 21,000 advisory firings measured across 28 classes · 77⁠-⁠skill library · 33⁠-⁠file canonical⁠-⁠state layer</w:t>
+        <w:t>· over 22,000 advisory firings measured across 28 classes · 77⁠-⁠skill library · 33⁠-⁠file canonical⁠-⁠state layer</w:t>
         <w:br/>
         <w:t>· 37 USPTO patent applications across 27 families (Canonical⁠-⁠State Architecture for multi⁠-⁠agent AI research)</w:t>
         <w:br/>

--- a/resumes/Zukowski_Resume_AI_Governance_Infrastructure.docx
+++ b/resumes/Zukowski_Resume_AI_Governance_Infrastructure.docx
@@ -129,7 +129,7 @@
           <w:i w:val="0"/>
           <w:sz w:val="17"/>
         </w:rPr>
-        <w:t>· Agent fleet: over 54,000 commits · typical overlap 14, peak 61 · commit gate of over 100 checks</w:t>
+        <w:t>· Agent fleet: over 55,000 commits · typical overlap 14, peak 61 · commit gate of over 100 checks</w:t>
         <w:br/>
         <w:t>· over 22,000 advisory firings measured across 28 classes · 77⁠-⁠skill library · 33⁠-⁠file canonical⁠-⁠state layer</w:t>
         <w:br/>
@@ -688,7 +688,7 @@
         <w:t>Canonical-State Architecture.</w:t>
       </w:r>
       <w:r>
-        <w:t>Filed 37 US patent applications across 27 families in 2026. Thirteen applications across four families cover coordination and integrity for concurrent AI-agent sessions on a shared version-controlled repository: per-session staging-index isolation, a multi-mode verification engine, a commit-time canonical-state coherence gate, recursive self-validation of discipline codifications, a tamper-evident coordination-proof log, authorship-narrowed commit replay with a per-writer edit-intent ledger, and statement-time provenance binding under fail-closed admission control; validated on over 54,000 commits and 12 to 55 concurrent agents over six months (as of 2026-09-28), with a companion 73-page methodology preprint. The other twenty-two families cover evidence-grounding interlocks against hallucinated machine assessment (two applications); typed-absence control attribution for pseudonymous on-chain systems (three); instrument-absence as a typed outcome with verifier-integrity controls (two); authority-aware context retrieval, resource-triggered session handoff, fleet launch-governance admission, contribution attestation, and derived-artifact coherence (six); calibration-gated detector promotion and evaluation instrumentation (three); reputation-weighted governance thresholds (two); and six families filed since August covering provenance-chain attribution, source-fidelity omission-and-fabrication detection, outbound-artifact gating as typed negative outcomes, blinded evaluation batteries, peer-health-gated destructive cleanup, and confidence-gated typed-judgment offload (one each).</w:t>
+        <w:t>Filed 37 US patent applications across 27 families in 2026. Thirteen applications across four families cover coordination and integrity for concurrent AI-agent sessions on a shared version-controlled repository: per-session staging-index isolation, a multi-mode verification engine, a commit-time canonical-state coherence gate, recursive self-validation of discipline codifications, a tamper-evident coordination-proof log, authorship-narrowed commit replay with a per-writer edit-intent ledger, and statement-time provenance binding under fail-closed admission control; validated on over 55,000 commits and 12 to 55 concurrent agents over six months (as of 2026-09-28), with a companion 73-page methodology preprint. The other twenty-two families cover evidence-grounding interlocks against hallucinated machine assessment (two applications); typed-absence control attribution for pseudonymous on-chain systems (three); instrument-absence as a typed outcome with verifier-integrity controls (two); authority-aware context retrieval, resource-triggered session handoff, fleet launch-governance admission, contribution attestation, and derived-artifact coherence (six); calibration-gated detector promotion and evaluation instrumentation (three); reputation-weighted governance thresholds (two); and six families filed since August covering provenance-chain attribution, source-fidelity omission-and-fabrication detection, outbound-artifact gating as typed negative outcomes, blinded evaluation batteries, peer-health-gated destructive cleanup, and confidence-gated typed-judgment offload (one each).</w:t>
       </w:r>
     </w:p>
     <w:p>

--- a/resumes/Zukowski_Resume_AI_Governance_Infrastructure.docx
+++ b/resumes/Zukowski_Resume_AI_Governance_Infrastructure.docx
@@ -131,7 +131,7 @@
         </w:rPr>
         <w:t>· Agent fleet: over 55,000 commits · typical overlap 14, peak 61 · commit gate of over 100 checks</w:t>
         <w:br/>
-        <w:t>· over 22,000 advisory firings measured across 28 classes · 77⁠-⁠skill library · 33⁠-⁠file canonical⁠-⁠state layer</w:t>
+        <w:t>· over 22,000 advisory firings measured across 28 classes · 78⁠-⁠skill library · 33⁠-⁠file canonical⁠-⁠state layer</w:t>
         <w:br/>
         <w:t>· 37 USPTO patent applications across 27 families (Canonical⁠-⁠State Architecture for multi⁠-⁠agent AI research)</w:t>
         <w:br/>
@@ -938,7 +938,7 @@
         <w:t>Stack:</w:t>
       </w:r>
       <w:r>
-        <w:t xml:space="preserve"> Python (pandas, statsmodels, scipy, matplotlib), R (fixest, did, synthdid), SQL (DuneSQL, Trino), JavaScript / TypeScript; 22 MCP and API connections wrapping the data sources above plus GitHub; Claude.ai + Claude Code + Cursor with 77-skill library and 33-file canonical-state architecture; n8n, Apify, Git / GitHub</w:t>
+        <w:t xml:space="preserve"> Python (pandas, statsmodels, scipy, matplotlib), R (fixest, did, synthdid), SQL (DuneSQL, Trino), JavaScript / TypeScript; 22 MCP and API connections wrapping the data sources above plus GitHub; Claude.ai + Claude Code + Cursor with 78-skill library and 33-file canonical-state architecture; n8n, Apify, Git / GitHub</w:t>
       </w:r>
     </w:p>
     <w:p>

--- a/resumes/Zukowski_Resume_AI_Governance_Infrastructure.docx
+++ b/resumes/Zukowski_Resume_AI_Governance_Infrastructure.docx
@@ -135,7 +135,7 @@
         <w:br/>
         <w:t>· 37 USPTO patent applications across 27 families (Canonical⁠-⁠State Architecture for multi⁠-⁠agent AI research)</w:t>
         <w:br/>
-        <w:t>· 9 SSRN papers · 19 federal comment letters · FSB AI consultation response</w:t>
+        <w:t>· 9 SSRN papers · 21 federal comment letters · FSB AI consultation response</w:t>
       </w:r>
     </w:p>
     <w:p>
@@ -301,7 +301,7 @@
         <w:ind w:left="320" w:hanging="160"/>
       </w:pPr>
       <w:r>
-        <w:t xml:space="preserve">• Contributed 19 comment letters across a federal regulatory program (OCC bank stablecoin engagement </w:t>
+        <w:t xml:space="preserve">• Contributed 21 comment letters across a federal regulatory program (OCC bank stablecoin engagement </w:t>
       </w:r>
       <w:hyperlink r:id="rId13">
         <w:r>

--- a/resumes/Zukowski_Resume_AI_Governance_Infrastructure.docx
+++ b/resumes/Zukowski_Resume_AI_Governance_Infrastructure.docx
@@ -13,8 +13,8 @@
           <w:b/>
           <w:bCs/>
           <w:color w:val="1A1A1A"/>
-          <w:sz w:val="38"/>
-          <w:szCs w:val="38"/>
+          <w:sz w:val="37"/>
+          <w:szCs w:val="37"/>
         </w:rPr>
         <w:t xml:space="preserve">Zach Zukowski</w:t>
       </w:r>
@@ -28,8 +28,8 @@
         <w:rPr>
           <w:rFonts w:ascii="Arial" w:cs="Arial" w:eastAsia="Arial" w:hAnsi="Arial"/>
           <w:color w:val="444444"/>
-          <w:sz w:val="18"/>
-          <w:szCs w:val="18"/>
+          <w:sz w:val="17"/>
+          <w:szCs w:val="17"/>
         </w:rPr>
         <w:t xml:space="preserve">Orlando, FL | Zach@Tokenization.Systems | 407-536-8625</w:t>
       </w:r>
@@ -43,16 +43,16 @@
         <w:r>
           <w:rPr>
             <w:rStyle w:val="Hyperlink"/>
-            <w:sz w:val="18"/>
-            <w:szCs w:val="18"/>
+            <w:sz w:val="17"/>
+            <w:szCs w:val="17"/>
           </w:rPr>
           <w:t xml:space="preserve">Tokenization.Systems</w:t>
         </w:r>
       </w:hyperlink>
       <w:r>
         <w:rPr>
-          <w:sz w:val="18"/>
-          <w:szCs w:val="18"/>
+          <w:sz w:val="17"/>
+          <w:szCs w:val="17"/>
         </w:rPr>
         <w:t xml:space="preserve">  |  </w:t>
       </w:r>
@@ -60,16 +60,16 @@
         <w:r>
           <w:rPr>
             <w:rStyle w:val="Hyperlink"/>
-            <w:sz w:val="18"/>
-            <w:szCs w:val="18"/>
+            <w:sz w:val="17"/>
+            <w:szCs w:val="17"/>
           </w:rPr>
           <w:t xml:space="preserve">LinkedIn</w:t>
         </w:r>
       </w:hyperlink>
       <w:r>
         <w:rPr>
-          <w:sz w:val="18"/>
-          <w:szCs w:val="18"/>
+          <w:sz w:val="17"/>
+          <w:szCs w:val="17"/>
         </w:rPr>
         <w:t xml:space="preserve">  |  </w:t>
       </w:r>
@@ -77,16 +77,16 @@
         <w:r>
           <w:rPr>
             <w:rStyle w:val="Hyperlink"/>
-            <w:sz w:val="18"/>
-            <w:szCs w:val="18"/>
+            <w:sz w:val="17"/>
+            <w:szCs w:val="17"/>
           </w:rPr>
           <w:t xml:space="preserve">SSRN</w:t>
         </w:r>
       </w:hyperlink>
       <w:r>
         <w:rPr>
-          <w:sz w:val="18"/>
-          <w:szCs w:val="18"/>
+          <w:sz w:val="17"/>
+          <w:szCs w:val="17"/>
         </w:rPr>
         <w:t xml:space="preserve">  |  </w:t>
       </w:r>
@@ -94,8 +94,8 @@
         <w:r>
           <w:rPr>
             <w:rStyle w:val="Hyperlink"/>
-            <w:sz w:val="18"/>
-            <w:szCs w:val="18"/>
+            <w:sz w:val="17"/>
+            <w:szCs w:val="17"/>
           </w:rPr>
           <w:t xml:space="preserve">Agent infrastructure</w:t>
         </w:r>
@@ -112,8 +112,8 @@
           <w:b/>
           <w:bCs/>
           <w:color w:val="1A1A1A"/>
-          <w:sz w:val="22"/>
-          <w:szCs w:val="22"/>
+          <w:sz w:val="21"/>
+          <w:szCs w:val="21"/>
         </w:rPr>
         <w:t>AI GOVERNANCE · CONTROL-LAYER ACCOUNTABILITY · DILIGENCE FRAMEWORKS</w:t>
       </w:r>
@@ -129,9 +129,9 @@
           <w:i w:val="0"/>
           <w:sz w:val="17"/>
         </w:rPr>
-        <w:t>· Agent fleet: over 55,000 commits · typical overlap 14, peak 61 · commit gate of over 100 checks</w:t>
+        <w:t>· Agent fleet: over 59,000 commits · typical overlap 14, peak 61 · commit gate of over 200 checks</w:t>
         <w:br/>
-        <w:t>· over 22,000 advisory firings measured across 28 classes · 78⁠-⁠skill library · 33⁠-⁠file canonical⁠-⁠state layer</w:t>
+        <w:t>· over 28,000 advisory firings measured across 33 classes · 78⁠-⁠skill library · 33⁠-⁠file canonical⁠-⁠state layer</w:t>
         <w:br/>
         <w:t>· 37 USPTO patent applications across 27 families (Canonical⁠-⁠State Architecture for multi⁠-⁠agent AI research)</w:t>
         <w:br/>
@@ -151,8 +151,8 @@
           <w:b/>
           <w:bCs/>
           <w:color w:val="1A1A1A"/>
-          <w:sz w:val="19"/>
-          <w:szCs w:val="19"/>
+          <w:sz w:val="18"/>
+          <w:szCs w:val="18"/>
         </w:rPr>
         <w:t xml:space="preserve">SUMMARY</w:t>
       </w:r>
@@ -165,8 +165,8 @@
         <w:rPr>
           <w:rFonts w:ascii="Arial" w:cs="Arial" w:eastAsia="Arial" w:hAnsi="Arial"/>
           <w:color w:val="1A1A1A"/>
-          <w:sz w:val="18"/>
-          <w:szCs w:val="18"/>
+          <w:sz w:val="17"/>
+          <w:szCs w:val="17"/>
         </w:rPr>
         <w:t>Ten years in digital assets: independent protocol research from Jul 2016, institutional practice from Dec 2019. AI-augmented research and governance-infrastructure builder who turns control-layer and operator-accountability research into machine-readable diligence systems, now extending that accountability lens from stablecoin gateways to AI deployment. Founder of Tokenization Systems; first hire at Borderless Capital, an RIA.</w:t>
       </w:r>
@@ -179,8 +179,8 @@
         <w:rPr>
           <w:rFonts w:ascii="Arial" w:cs="Arial" w:eastAsia="Arial" w:hAnsi="Arial"/>
           <w:color w:val="1A1A1A"/>
-          <w:sz w:val="18"/>
-          <w:szCs w:val="18"/>
+          <w:sz w:val="17"/>
+          <w:szCs w:val="17"/>
         </w:rPr>
         <w:t>Focus: research-infrastructure engineering, control-layer accountability, machine-readable diligence, agentic workflow automation · MCP server design, Monte Carlo, difference-in-differences, coalition-power analysis · Python, R, DuneSQL.</w:t>
       </w:r>
@@ -198,8 +198,8 @@
           <w:b/>
           <w:bCs/>
           <w:color w:val="1A1A1A"/>
-          <w:sz w:val="19"/>
-          <w:szCs w:val="19"/>
+          <w:sz w:val="18"/>
+          <w:szCs w:val="18"/>
         </w:rPr>
         <w:t xml:space="preserve">EXPERIENCE</w:t>
       </w:r>
@@ -237,6 +237,15 @@
         <w:ind w:left="320" w:hanging="160"/>
       </w:pPr>
       <w:r>
+        <w:t>• Built the human-in-the-loop layer over the fleet: a terminal grid of every live agent session with a phone control bar, and a web dashboard with live session control. Agents act inside declared authority boundaries; consent, outward-facing and irreversible actions stay with the human operator.</w:t>
+      </w:r>
+    </w:p>
+    <w:p>
+      <w:pPr>
+        <w:spacing w:after="36"/>
+        <w:ind w:left="320" w:hanging="160"/>
+      </w:pPr>
+      <w:r>
         <w:t xml:space="preserve">• Authored a nine-paper SSRN-live research program covering the </w:t>
       </w:r>
       <w:hyperlink r:id="rId7">
@@ -551,7 +560,7 @@
         <w:t>LayerZero seed round</w:t>
       </w:r>
       <w:r>
-        <w:t xml:space="preserve"> investment for Borderless, returning ~80x; the underlying cross-chain interoperability thesis preceded the firm's Cross-Chain Ecosystem Fund by two years.</w:t>
+        <w:t xml:space="preserve"> investment, returning ~80x; the underlying cross-chain interoperability thesis preceded the firm's Cross-Chain Ecosystem Fund by two years.</w:t>
       </w:r>
     </w:p>
     <w:p>
@@ -667,8 +676,8 @@
           <w:b/>
           <w:bCs/>
           <w:color w:val="1A1A1A"/>
-          <w:sz w:val="19"/>
-          <w:szCs w:val="19"/>
+          <w:sz w:val="18"/>
+          <w:szCs w:val="18"/>
         </w:rPr>
         <w:t xml:space="preserve">SELECTED RESEARCH</w:t>
       </w:r>
@@ -688,7 +697,7 @@
         <w:t>Canonical-State Architecture.</w:t>
       </w:r>
       <w:r>
-        <w:t>Filed 37 US patent applications across 27 families in 2026. Thirteen applications across four families cover coordination and integrity for concurrent AI-agent sessions on a shared version-controlled repository: per-session staging-index isolation, a multi-mode verification engine, a commit-time canonical-state coherence gate, recursive self-validation of discipline codifications, a tamper-evident coordination-proof log, authorship-narrowed commit replay with a per-writer edit-intent ledger, and statement-time provenance binding under fail-closed admission control; validated on over 55,000 commits and 12 to 55 concurrent agents over six months (as of 2026-09-28), with a companion 73-page methodology preprint. The other twenty-two families cover evidence-grounding interlocks against hallucinated machine assessment (two applications); typed-absence control attribution for pseudonymous on-chain systems (three); instrument-absence as a typed outcome with verifier-integrity controls (two); authority-aware context retrieval, resource-triggered session handoff, fleet launch-governance admission, contribution attestation, and derived-artifact coherence (six); calibration-gated detector promotion and evaluation instrumentation (three); reputation-weighted governance thresholds (two); and six families filed since August covering provenance-chain attribution, source-fidelity omission-and-fabrication detection, outbound-artifact gating as typed negative outcomes, blinded evaluation batteries, peer-health-gated destructive cleanup, and confidence-gated typed-judgment offload (one each).</w:t>
+        <w:t xml:space="preserve"> Filed 37 US patent applications across 27 families in 2026. Twelve applications across four families cover coordination and integrity for concurrent AI-agent sessions on a shared version-controlled repository: per-session staging-index isolation, a multi-mode verification engine, a commit-time canonical-state coherence gate, recursive self-validation of discipline codifications, a tamper-evident coordination-proof log, authorship-narrowed commit replay with a per-writer edit-intent ledger, and statement-time provenance binding under fail-closed admission control; validated on over 59,000 commits and 12 to 55 concurrent agents over seven months (as of 2026-09-28), with a companion 73-page methodology preprint. The other twenty-three families cover evidence-grounding interlocks against hallucinated machine assessment (two applications); typed-absence control attribution for pseudonymous on-chain systems (three); instrument-absence as a typed outcome with verifier-integrity controls (two); authority-aware context retrieval, resource-triggered session handoff, fleet launch-governance admission, contribution attestation, and derived-artifact coherence (six); calibration-gated detector promotion and evaluation instrumentation (three); reputation-weighted governance thresholds (two); and seven families filed since August covering provenance-chain attribution, source-fidelity omission-and-fabrication detection, outbound-artifact gating as typed negative outcomes, blinded evaluation batteries, peer-health-gated destructive cleanup, confidence-gated typed-judgment offload, and warranted destructive maintenance anchored to prior repository state (one each).</w:t>
       </w:r>
     </w:p>
     <w:p>
@@ -730,7 +739,7 @@
         </w:r>
       </w:hyperlink>
       <w:r>
-        <w:t xml:space="preserve"> Operational-risk taxonomy (74 risk vectors, 64 testable controls, 31 program objectives) mapped to a 624-scenario battery; Lido V3 staking-vault case study.</w:t>
+        <w:t xml:space="preserve"> Operational-risk taxonomy (74 risk vectors, 64 testable controls, 36 control objectives) mapped to a 624-configuration battery; Lido V3 staking-vault case study.</w:t>
       </w:r>
     </w:p>
     <w:p>
@@ -893,8 +902,8 @@
           <w:b/>
           <w:bCs/>
           <w:color w:val="1A1A1A"/>
-          <w:sz w:val="19"/>
-          <w:szCs w:val="19"/>
+          <w:sz w:val="18"/>
+          <w:szCs w:val="18"/>
         </w:rPr>
         <w:t xml:space="preserve">TECHNICAL</w:t>
       </w:r>
@@ -938,7 +947,7 @@
         <w:t>Stack:</w:t>
       </w:r>
       <w:r>
-        <w:t xml:space="preserve"> Python (pandas, statsmodels, scipy, matplotlib), R (fixest, did, synthdid), SQL (DuneSQL, Trino), JavaScript / TypeScript; 22 MCP and API connections wrapping the data sources above plus GitHub; Claude.ai + Claude Code + Cursor with 78-skill library and 33-file canonical-state architecture; n8n, Apify, Git / GitHub</w:t>
+        <w:t xml:space="preserve"> Python (pandas, statsmodels, scipy, matplotlib), R (fixest, did, synthdid), SQL (DuneSQL, Trino, BigQuery), JavaScript / TypeScript; 22 MCP and API connections wrapping the data sources above plus GitHub; Claude.ai + Claude Code + OpenAI Codex + Cursor with 78-skill library and 33-file canonical-state architecture; Jev (TypeSafe) typed-judgment offload; local models via Ollama (IBM Granite, Qwen); n8n, Apify, Git / GitHub</w:t>
       </w:r>
     </w:p>
     <w:p>
@@ -954,8 +963,8 @@
           <w:b/>
           <w:bCs/>
           <w:color w:val="1A1A1A"/>
-          <w:sz w:val="19"/>
-          <w:szCs w:val="19"/>
+          <w:sz w:val="18"/>
+          <w:szCs w:val="18"/>
         </w:rPr>
         <w:t>RECOGNITION</w:t>
       </w:r>
@@ -1020,8 +1029,8 @@
           <w:b/>
           <w:bCs/>
           <w:color w:val="1A1A1A"/>
-          <w:sz w:val="19"/>
-          <w:szCs w:val="19"/>
+          <w:sz w:val="18"/>
+          <w:szCs w:val="18"/>
         </w:rPr>
         <w:t xml:space="preserve">EDUCATION</w:t>
       </w:r>
@@ -1230,8 +1239,8 @@
       <w:rPr>
         <w:rFonts w:ascii="Arial" w:cs="Arial" w:eastAsia="Arial" w:hAnsi="Arial"/>
         <w:color w:val="1A1A1A"/>
-        <w:sz w:val="18"/>
-        <w:szCs w:val="18"/>
+        <w:sz w:val="17"/>
+        <w:szCs w:val="17"/>
       </w:rPr>
     </w:rPrDefault>
     <w:pPrDefault/>
@@ -1242,8 +1251,8 @@
     <w:next w:val="Normal"/>
     <w:qFormat/>
     <w:rPr>
-      <w:sz w:val="54"/>
-      <w:szCs w:val="54"/>
+      <w:sz w:val="52"/>
+      <w:szCs w:val="52"/>
     </w:rPr>
   </w:style>
   <w:style w:type="paragraph" w:styleId="Heading1">
@@ -1253,8 +1262,8 @@
     <w:qFormat/>
     <w:rPr>
       <w:color w:val="2E74B5"/>
-      <w:sz w:val="31"/>
-      <w:szCs w:val="31"/>
+      <w:sz w:val="29"/>
+      <w:szCs w:val="29"/>
     </w:rPr>
   </w:style>
   <w:style w:type="paragraph" w:styleId="Heading2">
@@ -1264,8 +1273,8 @@
     <w:qFormat/>
     <w:rPr>
       <w:color w:val="2E74B5"/>
-      <w:sz w:val="25"/>
-      <w:szCs w:val="25"/>
+      <w:sz w:val="24"/>
+      <w:szCs w:val="24"/>
     </w:rPr>
   </w:style>
   <w:style w:type="paragraph" w:styleId="Heading3">
@@ -1275,8 +1284,8 @@
     <w:qFormat/>
     <w:rPr>
       <w:color w:val="1F4D78"/>
-      <w:sz w:val="23"/>
-      <w:szCs w:val="23"/>
+      <w:sz w:val="22"/>
+      <w:szCs w:val="22"/>
     </w:rPr>
   </w:style>
   <w:style w:type="paragraph" w:styleId="Heading4">
@@ -1354,8 +1363,8 @@
       <w:spacing w:after="0" w:line="240" w:lineRule="auto"/>
     </w:pPr>
     <w:rPr>
-      <w:sz w:val="19"/>
-      <w:szCs w:val="19"/>
+      <w:sz w:val="18"/>
+      <w:szCs w:val="18"/>
     </w:rPr>
   </w:style>
   <w:style w:type="character" w:styleId="FootnoteTextChar">
@@ -1366,8 +1375,8 @@
     <w:semiHidden/>
     <w:unhideWhenUsed/>
     <w:rPr>
-      <w:sz w:val="19"/>
-      <w:szCs w:val="19"/>
+      <w:sz w:val="18"/>
+      <w:szCs w:val="18"/>
     </w:rPr>
   </w:style>
 </w:styles>

--- a/resumes/Zukowski_Resume_AI_Governance_Infrastructure.docx
+++ b/resumes/Zukowski_Resume_AI_Governance_Infrastructure.docx
@@ -129,9 +129,9 @@
           <w:i w:val="0"/>
           <w:sz w:val="17"/>
         </w:rPr>
-        <w:t>· Agent fleet: over 59,000 commits · typical overlap 14, peak 61 · commit gate of over 200 checks</w:t>
+        <w:t>· Agent fleet: over 60,000 commits · typical overlap 14, peak 61 · commit gate of over 200 checks</w:t>
         <w:br/>
-        <w:t>· over 28,000 advisory firings measured across 33 classes · 78⁠-⁠skill library · 33⁠-⁠file canonical⁠-⁠state layer</w:t>
+        <w:t>· over 26,000 advisory firings measured across 30 classes · 78⁠-⁠skill library · 33⁠-⁠file canonical⁠-⁠state layer</w:t>
         <w:br/>
         <w:t>· 37 USPTO patent applications across 27 families (Canonical⁠-⁠State Architecture for multi⁠-⁠agent AI research)</w:t>
         <w:br/>
@@ -697,7 +697,7 @@
         <w:t>Canonical-State Architecture.</w:t>
       </w:r>
       <w:r>
-        <w:t xml:space="preserve"> Filed 37 US patent applications across 27 families in 2026. Twelve applications across four families cover coordination and integrity for concurrent AI-agent sessions on a shared version-controlled repository: per-session staging-index isolation, a multi-mode verification engine, a commit-time canonical-state coherence gate, recursive self-validation of discipline codifications, a tamper-evident coordination-proof log, authorship-narrowed commit replay with a per-writer edit-intent ledger, and statement-time provenance binding under fail-closed admission control; validated on over 59,000 commits and 12 to 55 concurrent agents over seven months (as of 2026-09-28), with a companion 73-page methodology preprint. The other twenty-three families cover evidence-grounding interlocks against hallucinated machine assessment (two applications); typed-absence control attribution for pseudonymous on-chain systems (three); instrument-absence as a typed outcome with verifier-integrity controls (two); authority-aware context retrieval, resource-triggered session handoff, fleet launch-governance admission, contribution attestation, and derived-artifact coherence (six); calibration-gated detector promotion and evaluation instrumentation (three); reputation-weighted governance thresholds (two); and seven families filed since August covering provenance-chain attribution, source-fidelity omission-and-fabrication detection, outbound-artifact gating as typed negative outcomes, blinded evaluation batteries, peer-health-gated destructive cleanup, confidence-gated typed-judgment offload, and warranted destructive maintenance anchored to prior repository state (one each).</w:t>
+        <w:t xml:space="preserve"> Filed 37 US patent applications across 27 families in 2026. Twelve applications across four families cover coordination and integrity for concurrent AI-agent sessions on a shared version-controlled repository: per-session staging-index isolation, a multi-mode verification engine, a commit-time canonical-state coherence gate, recursive self-validation of discipline codifications, a tamper-evident coordination-proof log, authorship-narrowed commit replay with a per-writer edit-intent ledger, and statement-time provenance binding under fail-closed admission control; validated on over 60,000 commits and 12 to 55 concurrent agents over seven months (as of 2026-09-28), with a companion 73-page methodology preprint. The other twenty-three families cover evidence-grounding interlocks against hallucinated machine assessment (two applications); typed-absence control attribution for pseudonymous on-chain systems (three); instrument-absence as a typed outcome with verifier-integrity controls (two); authority-aware context retrieval, resource-triggered session handoff, fleet launch-governance admission, contribution attestation, and derived-artifact coherence (six); calibration-gated detector promotion and evaluation instrumentation (three); reputation-weighted governance thresholds (two); and seven families filed since August covering provenance-chain attribution, source-fidelity omission-and-fabrication detection, outbound-artifact gating as typed negative outcomes, blinded evaluation batteries, peer-health-gated destructive cleanup, confidence-gated typed-judgment offload, and warranted destructive maintenance anchored to prior repository state (one each).</w:t>
       </w:r>
     </w:p>
     <w:p>

--- a/resumes/Zukowski_Resume_AI_Governance_Infrastructure.docx
+++ b/resumes/Zukowski_Resume_AI_Governance_Infrastructure.docx
@@ -131,7 +131,7 @@
         </w:rPr>
         <w:t>· Agent fleet: over 60,000 commits · typical overlap 14, peak 61 · commit gate of over 200 checks</w:t>
         <w:br/>
-        <w:t>· over 26,000 advisory firings measured across 30 classes · 78⁠-⁠skill library · 33⁠-⁠file canonical⁠-⁠state layer</w:t>
+        <w:t>· over 27,000 advisory firings measured across 30 classes · 78⁠-⁠skill library · 33⁠-⁠file canonical⁠-⁠state layer</w:t>
         <w:br/>
         <w:t>· 37 USPTO patent applications across 27 families (Canonical⁠-⁠State Architecture for multi⁠-⁠agent AI research)</w:t>
         <w:br/>

--- a/resumes/Zukowski_Resume_AI_Governance_Infrastructure.docx
+++ b/resumes/Zukowski_Resume_AI_Governance_Infrastructure.docx
@@ -129,7 +129,7 @@
           <w:i w:val="0"/>
           <w:sz w:val="17"/>
         </w:rPr>
-        <w:t>· Agent fleet: over 60,000 commits · typical overlap 14, peak 61 · commit gate of over 200 checks</w:t>
+        <w:t>· Agent fleet: over 61,000 commits · typical overlap 14, peak 61 · commit gate of over 200 checks</w:t>
         <w:br/>
         <w:t>· over 27,000 advisory firings measured across 30 classes · 78⁠-⁠skill library · 33⁠-⁠file canonical⁠-⁠state layer</w:t>
         <w:br/>
@@ -697,7 +697,7 @@
         <w:t>Canonical-State Architecture.</w:t>
       </w:r>
       <w:r>
-        <w:t xml:space="preserve"> Filed 37 US patent applications across 27 families in 2026. Twelve applications across four families cover coordination and integrity for concurrent AI-agent sessions on a shared version-controlled repository: per-session staging-index isolation, a multi-mode verification engine, a commit-time canonical-state coherence gate, recursive self-validation of discipline codifications, a tamper-evident coordination-proof log, authorship-narrowed commit replay with a per-writer edit-intent ledger, and statement-time provenance binding under fail-closed admission control; validated on over 60,000 commits and 12 to 55 concurrent agents over seven months (as of 2026-09-28), with a companion 73-page methodology preprint. The other twenty-three families cover evidence-grounding interlocks against hallucinated machine assessment (two applications); typed-absence control attribution for pseudonymous on-chain systems (three); instrument-absence as a typed outcome with verifier-integrity controls (two); authority-aware context retrieval, resource-triggered session handoff, fleet launch-governance admission, contribution attestation, and derived-artifact coherence (six); calibration-gated detector promotion and evaluation instrumentation (three); reputation-weighted governance thresholds (two); and seven families filed since August covering provenance-chain attribution, source-fidelity omission-and-fabrication detection, outbound-artifact gating as typed negative outcomes, blinded evaluation batteries, peer-health-gated destructive cleanup, confidence-gated typed-judgment offload, and warranted destructive maintenance anchored to prior repository state (one each).</w:t>
+        <w:t xml:space="preserve"> Filed 37 US patent applications across 27 families in 2026. Twelve applications across four families cover coordination and integrity for concurrent AI-agent sessions on a shared version-controlled repository: per-session staging-index isolation, a multi-mode verification engine, a commit-time canonical-state coherence gate, recursive self-validation of discipline codifications, a tamper-evident coordination-proof log, authorship-narrowed commit replay with a per-writer edit-intent ledger, and statement-time provenance binding under fail-closed admission control; validated on over 61,000 commits and 12 to 55 concurrent agents over seven months (as of 2026-09-28), with a companion 73-page methodology preprint. The other twenty-three families cover evidence-grounding interlocks against hallucinated machine assessment (two applications); typed-absence control attribution for pseudonymous on-chain systems (three); instrument-absence as a typed outcome with verifier-integrity controls (two); authority-aware context retrieval, resource-triggered session handoff, fleet launch-governance admission, contribution attestation, and derived-artifact coherence (six); calibration-gated detector promotion and evaluation instrumentation (three); reputation-weighted governance thresholds (two); and seven families filed since August covering provenance-chain attribution, source-fidelity omission-and-fabrication detection, outbound-artifact gating as typed negative outcomes, blinded evaluation batteries, peer-health-gated destructive cleanup, confidence-gated typed-judgment offload, and warranted destructive maintenance anchored to prior repository state (one each).</w:t>
       </w:r>
     </w:p>
     <w:p>

--- a/resumes/Zukowski_Resume_AI_Governance_Infrastructure.docx
+++ b/resumes/Zukowski_Resume_AI_Governance_Infrastructure.docx
@@ -131,11 +131,11 @@
         </w:rPr>
         <w:t>· Agent fleet: over 61,000 commits · typical overlap 14, peak 61 · commit gate of over 200 checks</w:t>
         <w:br/>
-        <w:t>· over 27,000 advisory firings measured across 30 classes · 78⁠-⁠skill library · 33⁠-⁠file canonical⁠-⁠state layer</w:t>
+        <w:t>· over 56,000 advisory firings measured across 35 classes · 78⁠-⁠skill library · 33⁠-⁠file canonical⁠-⁠state layer</w:t>
         <w:br/>
         <w:t>· 37 USPTO patent applications across 27 families (Canonical⁠-⁠State Architecture for multi⁠-⁠agent AI research)</w:t>
         <w:br/>
-        <w:t>· 9 SSRN papers · 21 federal comment letters · FSB AI consultation response</w:t>
+        <w:t>· 9 SSRN papers · 22 federal comment letters · FSB AI consultation response</w:t>
       </w:r>
     </w:p>
     <w:p>
@@ -310,7 +310,7 @@
         <w:ind w:left="320" w:hanging="160"/>
       </w:pPr>
       <w:r>
-        <w:t xml:space="preserve">• Contributed 21 comment letters across a federal regulatory program (OCC bank stablecoin engagement </w:t>
+        <w:t xml:space="preserve">• Contributed 22 comment letters across a federal regulatory program (OCC bank stablecoin engagement </w:t>
       </w:r>
       <w:hyperlink r:id="rId13">
         <w:r>

--- a/resumes/Zukowski_Resume_AI_Governance_Infrastructure.docx
+++ b/resumes/Zukowski_Resume_AI_Governance_Infrastructure.docx
@@ -135,7 +135,7 @@
         <w:br/>
         <w:t>· 37 USPTO patent applications across 27 families (Canonical⁠-⁠State Architecture for multi⁠-⁠agent AI research)</w:t>
         <w:br/>
-        <w:t>· 9 SSRN papers · 22 federal comment letters · FSB AI consultation response</w:t>
+        <w:t>· 9 SSRN papers · 21 federal comment letters · FSB AI consultation response</w:t>
       </w:r>
     </w:p>
     <w:p>
@@ -310,7 +310,7 @@
         <w:ind w:left="320" w:hanging="160"/>
       </w:pPr>
       <w:r>
-        <w:t xml:space="preserve">• Contributed 22 comment letters across a federal regulatory program (OCC bank stablecoin engagement </w:t>
+        <w:t xml:space="preserve">• Contributed 21 comment letters across a federal regulatory program (OCC bank stablecoin engagement </w:t>
       </w:r>
       <w:hyperlink r:id="rId13">
         <w:r>

--- a/resumes/Zukowski_Resume_AI_Governance_Infrastructure.docx
+++ b/resumes/Zukowski_Resume_AI_Governance_Infrastructure.docx
@@ -131,7 +131,7 @@
         </w:rPr>
         <w:t>· Agent fleet: over 61,000 commits · typical overlap 14, peak 61 · commit gate of over 200 checks</w:t>
         <w:br/>
-        <w:t>· over 56,000 advisory firings measured across 35 classes · 78⁠-⁠skill library · 33⁠-⁠file canonical⁠-⁠state layer</w:t>
+        <w:t>· over 56,000 advisory firings measured across 36 classes · 78⁠-⁠skill library · 33⁠-⁠file canonical⁠-⁠state layer</w:t>
         <w:br/>
         <w:t>· 37 USPTO patent applications across 27 families (Canonical⁠-⁠State Architecture for multi⁠-⁠agent AI research)</w:t>
         <w:br/>

--- a/resumes/Zukowski_Resume_AI_Governance_Infrastructure.docx
+++ b/resumes/Zukowski_Resume_AI_Governance_Infrastructure.docx
@@ -133,9 +133,9 @@
         <w:br/>
         <w:t>· over 56,000 advisory firings measured across 36 classes · 78⁠-⁠skill library · 33⁠-⁠file canonical⁠-⁠state layer</w:t>
         <w:br/>
-        <w:t>· 37 USPTO patent applications across 27 families (Canonical⁠-⁠State Architecture for multi⁠-⁠agent AI research)</w:t>
+        <w:t>· 41 USPTO patent applications across 31 families (Canonical⁠-⁠State Architecture for multi⁠-⁠agent AI research)</w:t>
         <w:br/>
-        <w:t>· 9 SSRN papers · 21 federal comment letters · FSB AI consultation response</w:t>
+        <w:t>· 9 SSRN papers · 22 federal comment letters · FSB AI consultation response</w:t>
       </w:r>
     </w:p>
     <w:p>
@@ -310,7 +310,7 @@
         <w:ind w:left="320" w:hanging="160"/>
       </w:pPr>
       <w:r>
-        <w:t xml:space="preserve">• Contributed 21 comment letters across a federal regulatory program (OCC bank stablecoin engagement </w:t>
+        <w:t xml:space="preserve">• Contributed 22 comment letters across a federal regulatory program (OCC bank stablecoin engagement </w:t>
       </w:r>
       <w:hyperlink r:id="rId13">
         <w:r>
@@ -697,7 +697,7 @@
         <w:t>Canonical-State Architecture.</w:t>
       </w:r>
       <w:r>
-        <w:t xml:space="preserve"> Filed 37 US patent applications across 27 families in 2026. Twelve applications across four families cover coordination and integrity for concurrent AI-agent sessions on a shared version-controlled repository: per-session staging-index isolation, a multi-mode verification engine, a commit-time canonical-state coherence gate, recursive self-validation of discipline codifications, a tamper-evident coordination-proof log, authorship-narrowed commit replay with a per-writer edit-intent ledger, and statement-time provenance binding under fail-closed admission control; validated on over 61,000 commits and 12 to 55 concurrent agents over seven months (as of 2026-09-28), with a companion 73-page methodology preprint. The other twenty-three families cover evidence-grounding interlocks against hallucinated machine assessment (two applications); typed-absence control attribution for pseudonymous on-chain systems (three); instrument-absence as a typed outcome with verifier-integrity controls (two); authority-aware context retrieval, resource-triggered session handoff, fleet launch-governance admission, contribution attestation, and derived-artifact coherence (six); calibration-gated detector promotion and evaluation instrumentation (three); reputation-weighted governance thresholds (two); and seven families filed since August covering provenance-chain attribution, source-fidelity omission-and-fabrication detection, outbound-artifact gating as typed negative outcomes, blinded evaluation batteries, peer-health-gated destructive cleanup, confidence-gated typed-judgment offload, and warranted destructive maintenance anchored to prior repository state (one each).</w:t>
+        <w:t xml:space="preserve"> Filed 41 US patent applications across 31 families in 2026. Twelve applications across four families cover coordination and integrity for concurrent AI-agent sessions on a shared version-controlled repository: per-session staging-index isolation, a multi-mode verification engine, a commit-time canonical-state coherence gate, recursive self-validation of discipline codifications, a tamper-evident coordination-proof log, authorship-narrowed commit replay with a per-writer edit-intent ledger, and statement-time provenance binding under fail-closed admission control; validated on over 61,000 commits and 12 to 55 concurrent agents over seven months (as of 2026-09-28), with a companion 73-page methodology preprint. The other twenty-seven families cover evidence-grounding interlocks against hallucinated machine assessment (two applications); typed-absence control attribution for pseudonymous on-chain systems (three); instrument-absence as a typed outcome with verifier-integrity controls (two); authority-aware context retrieval, resource-triggered session handoff, fleet launch-governance admission, contribution attestation, and derived-artifact coherence (six); calibration-gated detector promotion and evaluation instrumentation (three); reputation-weighted governance thresholds (two); and eleven families filed since August covering provenance-chain attribution, source-fidelity omission-and-fabrication detection, outbound-artifact gating as typed negative outcomes, blinded evaluation batteries, peer-health-gated destructive cleanup, confidence-gated typed-judgment offload, warranted destructive maintenance anchored to prior repository state, its receipt-gated key recovery, observer-first control arming, an operator-controlled agent perimeter, and governed agent authority (one each).</w:t>
       </w:r>
     </w:p>
     <w:p>

--- a/resumes/Zukowski_Resume_AI_Governance_Infrastructure.docx
+++ b/resumes/Zukowski_Resume_AI_Governance_Infrastructure.docx
@@ -129,13 +129,13 @@
           <w:i w:val="0"/>
           <w:sz w:val="17"/>
         </w:rPr>
-        <w:t>· Agent fleet: over 61,000 commits · typical overlap 14, peak 61 · commit gate of over 200 checks</w:t>
+        <w:t>· Agent fleet: over 64,000 commits · typical overlap 14, peak 61 · commit gate of over 200 checks</w:t>
         <w:br/>
-        <w:t>· over 56,000 advisory firings measured across 36 classes · 78⁠-⁠skill library · 33⁠-⁠file canonical⁠-⁠state layer</w:t>
+        <w:t>· over 59,000 advisory firings measured across 37 classes · 78⁠-⁠skill library · 33⁠-⁠file canonical⁠-⁠state layer</w:t>
         <w:br/>
         <w:t>· 41 USPTO patent applications across 31 families (Canonical⁠-⁠State Architecture for multi⁠-⁠agent AI research)</w:t>
         <w:br/>
-        <w:t>· 9 SSRN papers · 22 federal comment letters · FSB AI consultation response</w:t>
+        <w:t>· 9 SSRN papers · 25 federal comment letters · FSB AI consultation response</w:t>
       </w:r>
     </w:p>
     <w:p>
@@ -310,7 +310,7 @@
         <w:ind w:left="320" w:hanging="160"/>
       </w:pPr>
       <w:r>
-        <w:t xml:space="preserve">• Contributed 22 comment letters across a federal regulatory program (OCC bank stablecoin engagement </w:t>
+        <w:t xml:space="preserve">• Contributed 25 comment letters across a federal regulatory program (OCC bank stablecoin engagement </w:t>
       </w:r>
       <w:hyperlink r:id="rId13">
         <w:r>
@@ -697,7 +697,7 @@
         <w:t>Canonical-State Architecture.</w:t>
       </w:r>
       <w:r>
-        <w:t xml:space="preserve"> Filed 41 US patent applications across 31 families in 2026. Twelve applications across four families cover coordination and integrity for concurrent AI-agent sessions on a shared version-controlled repository: per-session staging-index isolation, a multi-mode verification engine, a commit-time canonical-state coherence gate, recursive self-validation of discipline codifications, a tamper-evident coordination-proof log, authorship-narrowed commit replay with a per-writer edit-intent ledger, and statement-time provenance binding under fail-closed admission control; validated on over 61,000 commits and 12 to 55 concurrent agents over seven months (as of 2026-09-28), with a companion 73-page methodology preprint. The other twenty-seven families cover evidence-grounding interlocks against hallucinated machine assessment (two applications); typed-absence control attribution for pseudonymous on-chain systems (three); instrument-absence as a typed outcome with verifier-integrity controls (two); authority-aware context retrieval, resource-triggered session handoff, fleet launch-governance admission, contribution attestation, and derived-artifact coherence (six); calibration-gated detector promotion and evaluation instrumentation (three); reputation-weighted governance thresholds (two); and eleven families filed since August covering provenance-chain attribution, source-fidelity omission-and-fabrication detection, outbound-artifact gating as typed negative outcomes, blinded evaluation batteries, peer-health-gated destructive cleanup, confidence-gated typed-judgment offload, warranted destructive maintenance anchored to prior repository state, its receipt-gated key recovery, observer-first control arming, an operator-controlled agent perimeter, and governed agent authority (one each).</w:t>
+        <w:t xml:space="preserve"> Filed 41 US patent applications across 31 families in 2026. Twelve applications across four families cover coordination and integrity for concurrent AI-agent sessions on a shared version-controlled repository: per-session staging-index isolation, a multi-mode verification engine, a commit-time canonical-state coherence gate, recursive self-validation of discipline codifications, a tamper-evident coordination-proof log, authorship-narrowed commit replay with a per-writer edit-intent ledger, and statement-time provenance binding under fail-closed admission control; validated on over 64,000 commits and 12 to 55 concurrent agents over seven months (as of 2026-09-28), with a companion 73-page methodology preprint. The other twenty-seven families cover evidence-grounding interlocks against hallucinated machine assessment (two applications); typed-absence control attribution for pseudonymous on-chain systems (three); instrument-absence as a typed outcome with verifier-integrity controls (two); authority-aware context retrieval, resource-triggered session handoff, fleet launch-governance admission, contribution attestation, and derived-artifact coherence (six); calibration-gated detector promotion and evaluation instrumentation (three); reputation-weighted governance thresholds (two); and eleven families filed since August covering provenance-chain attribution, source-fidelity omission-and-fabrication detection, outbound-artifact gating as typed negative outcomes, blinded evaluation batteries, peer-health-gated destructive cleanup, confidence-gated typed-judgment offload, warranted destructive maintenance anchored to prior repository state, its receipt-gated key recovery, observer-first control arming, an operator-controlled agent perimeter, and governed agent authority (one each).</w:t>
       </w:r>
     </w:p>
     <w:p>

--- a/resumes/Zukowski_Resume_AI_Governance_Infrastructure.docx
+++ b/resumes/Zukowski_Resume_AI_Governance_Infrastructure.docx
@@ -697,7 +697,7 @@
         <w:t>Canonical-State Architecture.</w:t>
       </w:r>
       <w:r>
-        <w:t xml:space="preserve"> Filed 41 US patent applications across 31 families in 2026. Twelve applications across four families cover coordination and integrity for concurrent AI-agent sessions on a shared version-controlled repository: per-session staging-index isolation, a multi-mode verification engine, a commit-time canonical-state coherence gate, recursive self-validation of discipline codifications, a tamper-evident coordination-proof log, authorship-narrowed commit replay with a per-writer edit-intent ledger, and statement-time provenance binding under fail-closed admission control; validated on over 64,000 commits and 12 to 55 concurrent agents over seven months (as of 2026-09-28), with a companion 73-page methodology preprint. The other twenty-seven families cover evidence-grounding interlocks against hallucinated machine assessment (two applications); typed-absence control attribution for pseudonymous on-chain systems (three); instrument-absence as a typed outcome with verifier-integrity controls (two); authority-aware context retrieval, resource-triggered session handoff, fleet launch-governance admission, contribution attestation, and derived-artifact coherence (six); calibration-gated detector promotion and evaluation instrumentation (three); reputation-weighted governance thresholds (two); and eleven families filed since August covering provenance-chain attribution, source-fidelity omission-and-fabrication detection, outbound-artifact gating as typed negative outcomes, blinded evaluation batteries, peer-health-gated destructive cleanup, confidence-gated typed-judgment offload, warranted destructive maintenance anchored to prior repository state, its receipt-gated key recovery, observer-first control arming, an operator-controlled agent perimeter, and governed agent authority (one each).</w:t>
+        <w:t xml:space="preserve"> Filed 41 US patent applications across 31 families in 2026. Twelve applications across 31 families cover coordination and integrity for concurrent AI-agent sessions on a shared version-controlled repository: per-session staging-index isolation, a multi-mode verification engine, a commit-time canonical-state coherence gate, recursive self-validation of discipline codifications, a tamper-evident coordination-proof log, authorship-narrowed commit replay with a per-writer edit-intent ledger, and statement-time provenance binding under fail-closed admission control; validated on over 64,000 commits and 12 to 55 concurrent agents over seven months (as of 2026-09-28), with a companion 73-page methodology preprint. The other twenty-seven families cover evidence-grounding interlocks against hallucinated machine assessment (two applications); typed-absence control attribution for pseudonymous on-chain systems (three); instrument-absence as a typed outcome with verifier-integrity controls (two); authority-aware context retrieval, resource-triggered session handoff, fleet launch-governance admission, contribution attestation, and derived-artifact coherence (six); calibration-gated detector promotion and evaluation instrumentation (three); reputation-weighted governance thresholds (two); and eleven families filed since August covering provenance-chain attribution, source-fidelity omission-and-fabrication detection, outbound-artifact gating as typed negative outcomes, blinded evaluation batteries, peer-health-gated destructive cleanup, confidence-gated typed-judgment offload, warranted destructive maintenance anchored to prior repository state, its receipt-gated key recovery, observer-first control arming, an operator-controlled agent perimeter, and governed agent authority (one each).</w:t>
       </w:r>
     </w:p>
     <w:p>

--- a/resumes/Zukowski_Resume_AI_Governance_Infrastructure.docx
+++ b/resumes/Zukowski_Resume_AI_Governance_Infrastructure.docx
@@ -129,9 +129,9 @@
           <w:i w:val="0"/>
           <w:sz w:val="17"/>
         </w:rPr>
-        <w:t>· Agent fleet: over 64,000 commits · typical overlap 14, peak 61 · commit gate of over 200 checks</w:t>
+        <w:t>· Agent fleet: over 66,000 commits · typical overlap 14, peak 61 · commit gate of over 200 checks</w:t>
         <w:br/>
-        <w:t>· over 59,000 advisory firings measured across 37 classes · 78⁠-⁠skill library · 33⁠-⁠file canonical⁠-⁠state layer</w:t>
+        <w:t>· over 61,000 advisory firings measured across 37 classes · 78⁠-⁠skill library · 33⁠-⁠file canonical⁠-⁠state layer</w:t>
         <w:br/>
         <w:t>· 41 USPTO patent applications across 31 families (Canonical⁠-⁠State Architecture for multi⁠-⁠agent AI research)</w:t>
         <w:br/>
@@ -697,7 +697,7 @@
         <w:t>Canonical-State Architecture.</w:t>
       </w:r>
       <w:r>
-        <w:t xml:space="preserve"> Filed 41 US patent applications across 31 families in 2026. Twelve applications across 31 families cover coordination and integrity for concurrent AI-agent sessions on a shared version-controlled repository: per-session staging-index isolation, a multi-mode verification engine, a commit-time canonical-state coherence gate, recursive self-validation of discipline codifications, a tamper-evident coordination-proof log, authorship-narrowed commit replay with a per-writer edit-intent ledger, and statement-time provenance binding under fail-closed admission control; validated on over 64,000 commits and 12 to 55 concurrent agents over seven months (as of 2026-09-28), with a companion 73-page methodology preprint. The other twenty-seven families cover evidence-grounding interlocks against hallucinated machine assessment (two applications); typed-absence control attribution for pseudonymous on-chain systems (three); instrument-absence as a typed outcome with verifier-integrity controls (two); authority-aware context retrieval, resource-triggered session handoff, fleet launch-governance admission, contribution attestation, and derived-artifact coherence (six); calibration-gated detector promotion and evaluation instrumentation (three); reputation-weighted governance thresholds (two); and eleven families filed since August covering provenance-chain attribution, source-fidelity omission-and-fabrication detection, outbound-artifact gating as typed negative outcomes, blinded evaluation batteries, peer-health-gated destructive cleanup, confidence-gated typed-judgment offload, warranted destructive maintenance anchored to prior repository state, its receipt-gated key recovery, observer-first control arming, an operator-controlled agent perimeter, and governed agent authority (one each).</w:t>
+        <w:t xml:space="preserve"> Filed 41 US patent applications across 31 families in 2026. Twelve applications across four families cover coordination and integrity for concurrent AI-agent sessions on a shared version-controlled repository: per-session staging-index isolation, a multi-mode verification engine, a commit-time canonical-state coherence gate, recursive self-validation of discipline codifications, a tamper-evident coordination-proof log, authorship-narrowed commit replay with a per-writer edit-intent ledger, and statement-time provenance binding under fail-closed admission control; validated on over 66,000 commits and 12 to 55 concurrent agents over seven months (as of 2026-09-28), with a companion 73-page methodology preprint. The other twenty-seven families cover evidence-grounding interlocks against hallucinated machine assessment (two applications); typed-absence control attribution for pseudonymous on-chain systems (three); instrument-absence as a typed outcome with verifier-integrity controls (two); authority-aware context retrieval, resource-triggered session handoff, fleet launch-governance admission, contribution attestation, and derived-artifact coherence (six); calibration-gated detector promotion and evaluation instrumentation (three); reputation-weighted governance thresholds (two); and eleven families filed since August covering provenance-chain attribution, source-fidelity omission-and-fabrication detection, outbound-artifact gating as typed negative outcomes, blinded evaluation batteries, peer-health-gated destructive cleanup, confidence-gated typed-judgment offload, warranted destructive maintenance anchored to prior repository state, its receipt-gated key recovery, observer-first control arming, an operator-controlled agent perimeter, and governed agent authority (one each).</w:t>
       </w:r>
     </w:p>
     <w:p>

--- a/resumes/Zukowski_Resume_AI_Governance_Infrastructure.docx
+++ b/resumes/Zukowski_Resume_AI_Governance_Infrastructure.docx
@@ -129,11 +129,11 @@
           <w:i w:val="0"/>
           <w:sz w:val="17"/>
         </w:rPr>
-        <w:t>· Agent fleet: over 66,000 commits · typical overlap 14, peak 61 · commit gate of over 200 checks</w:t>
+        <w:t>· Agent fleet: over 67,000 commits · typical overlap 14, peak 61 · commit gate of over 200 checks</w:t>
         <w:br/>
         <w:t>· over 61,000 advisory firings measured across 37 classes · 78⁠-⁠skill library · 33⁠-⁠file canonical⁠-⁠state layer</w:t>
         <w:br/>
-        <w:t>· 41 USPTO patent applications across 31 families (Canonical⁠-⁠State Architecture for multi⁠-⁠agent AI research)</w:t>
+        <w:t>· 42 USPTO patent applications across 32 families (Canonical⁠-⁠State Architecture for multi⁠-⁠agent AI research)</w:t>
         <w:br/>
         <w:t>· 9 SSRN papers · 25 federal comment letters · FSB AI consultation response</w:t>
       </w:r>
@@ -697,7 +697,7 @@
         <w:t>Canonical-State Architecture.</w:t>
       </w:r>
       <w:r>
-        <w:t xml:space="preserve"> Filed 41 US patent applications across 31 families in 2026. Twelve applications across four families cover coordination and integrity for concurrent AI-agent sessions on a shared version-controlled repository: per-session staging-index isolation, a multi-mode verification engine, a commit-time canonical-state coherence gate, recursive self-validation of discipline codifications, a tamper-evident coordination-proof log, authorship-narrowed commit replay with a per-writer edit-intent ledger, and statement-time provenance binding under fail-closed admission control; validated on over 66,000 commits and 12 to 55 concurrent agents over seven months (as of 2026-09-28), with a companion 73-page methodology preprint. The other twenty-seven families cover evidence-grounding interlocks against hallucinated machine assessment (two applications); typed-absence control attribution for pseudonymous on-chain systems (three); instrument-absence as a typed outcome with verifier-integrity controls (two); authority-aware context retrieval, resource-triggered session handoff, fleet launch-governance admission, contribution attestation, and derived-artifact coherence (six); calibration-gated detector promotion and evaluation instrumentation (three); reputation-weighted governance thresholds (two); and eleven families filed since August covering provenance-chain attribution, source-fidelity omission-and-fabrication detection, outbound-artifact gating as typed negative outcomes, blinded evaluation batteries, peer-health-gated destructive cleanup, confidence-gated typed-judgment offload, warranted destructive maintenance anchored to prior repository state, its receipt-gated key recovery, observer-first control arming, an operator-controlled agent perimeter, and governed agent authority (one each).</w:t>
+        <w:t xml:space="preserve"> Filed 41 US patent applications across 32 families in 2026. Twelve applications across four families cover coordination and integrity for concurrent AI-agent sessions on a shared version-controlled repository: per-session staging-index isolation, a multi-mode verification engine, a commit-time canonical-state coherence gate, recursive self-validation of discipline codifications, a tamper-evident coordination-proof log, authorship-narrowed commit replay with a per-writer edit-intent ledger, and statement-time provenance binding under fail-closed admission control; validated on over 67,000 commits and 12 to 55 concurrent agents over seven months (as of 2026-09-28), with a companion 73-page methodology preprint. The other twenty-eight families cover evidence-grounding interlocks against hallucinated machine assessment (two applications); typed-absence control attribution for pseudonymous on-chain systems (three); instrument-absence as a typed outcome with verifier-integrity controls (two); authority-aware context retrieval, resource-triggered session handoff, fleet launch-governance admission, contribution attestation, and derived-artifact coherence (six); calibration-gated detector promotion and evaluation instrumentation (three); reputation-weighted governance thresholds (two); and eleven families filed since August covering provenance-chain attribution, source-fidelity omission-and-fabrication detection, outbound-artifact gating as typed negative outcomes, blinded evaluation batteries, peer-health-gated destructive cleanup, confidence-gated typed-judgment offload, warranted destructive maintenance anchored to prior repository state, its receipt-gated key recovery, observer-first control arming, an operator-controlled agent perimeter, and governed agent authority (one each).</w:t>
       </w:r>
     </w:p>
     <w:p>

--- a/resumes/Zukowski_Resume_AI_Governance_Infrastructure.docx
+++ b/resumes/Zukowski_Resume_AI_Governance_Infrastructure.docx
@@ -129,9 +129,9 @@
           <w:i w:val="0"/>
           <w:sz w:val="17"/>
         </w:rPr>
-        <w:t>· Agent fleet: over 67,000 commits · typical overlap 14, peak 61 · commit gate of over 200 checks</w:t>
+        <w:t>· Agent fleet: over 68,000 commits · typical overlap 14, peak 61 · commit gate of over 200 checks</w:t>
         <w:br/>
-        <w:t>· over 61,000 advisory firings measured across 37 classes · 78⁠-⁠skill library · 33⁠-⁠file canonical⁠-⁠state layer</w:t>
+        <w:t>· over 63,000 advisory firings measured across 37 classes · 78⁠-⁠skill library · 33⁠-⁠file canonical⁠-⁠state layer</w:t>
         <w:br/>
         <w:t>· 42 USPTO patent applications across 32 families (Canonical⁠-⁠State Architecture for multi⁠-⁠agent AI research)</w:t>
         <w:br/>
@@ -697,7 +697,7 @@
         <w:t>Canonical-State Architecture.</w:t>
       </w:r>
       <w:r>
-        <w:t xml:space="preserve"> Filed 41 US patent applications across 32 families in 2026. Twelve applications across four families cover coordination and integrity for concurrent AI-agent sessions on a shared version-controlled repository: per-session staging-index isolation, a multi-mode verification engine, a commit-time canonical-state coherence gate, recursive self-validation of discipline codifications, a tamper-evident coordination-proof log, authorship-narrowed commit replay with a per-writer edit-intent ledger, and statement-time provenance binding under fail-closed admission control; validated on over 67,000 commits and 12 to 55 concurrent agents over seven months (as of 2026-09-28), with a companion 73-page methodology preprint. The other twenty-eight families cover evidence-grounding interlocks against hallucinated machine assessment (two applications); typed-absence control attribution for pseudonymous on-chain systems (three); instrument-absence as a typed outcome with verifier-integrity controls (two); authority-aware context retrieval, resource-triggered session handoff, fleet launch-governance admission, contribution attestation, and derived-artifact coherence (six); calibration-gated detector promotion and evaluation instrumentation (three); reputation-weighted governance thresholds (two); and eleven families filed since August covering provenance-chain attribution, source-fidelity omission-and-fabrication detection, outbound-artifact gating as typed negative outcomes, blinded evaluation batteries, peer-health-gated destructive cleanup, confidence-gated typed-judgment offload, warranted destructive maintenance anchored to prior repository state, its receipt-gated key recovery, observer-first control arming, an operator-controlled agent perimeter, and governed agent authority (one each).</w:t>
+        <w:t xml:space="preserve"> Filed 41 US patent applications across 32 families in 2026. Twelve applications across four families cover coordination and integrity for concurrent AI-agent sessions on a shared version-controlled repository: per-session staging-index isolation, a multi-mode verification engine, a commit-time canonical-state coherence gate, recursive self-validation of discipline codifications, a tamper-evident coordination-proof log, authorship-narrowed commit replay with a per-writer edit-intent ledger, and statement-time provenance binding under fail-closed admission control; validated on over 68,000 commits and 12 to 55 concurrent agents over seven months (as of 2026-09-28), with a companion 73-page methodology preprint. The other twenty-eight families cover evidence-grounding interlocks against hallucinated machine assessment (two applications); typed-absence control attribution for pseudonymous on-chain systems (three); instrument-absence as a typed outcome with verifier-integrity controls (two); authority-aware context retrieval, resource-triggered session handoff, fleet launch-governance admission, contribution attestation, and derived-artifact coherence (six); calibration-gated detector promotion and evaluation instrumentation (three); reputation-weighted governance thresholds (two); and eleven families filed since August covering provenance-chain attribution, source-fidelity omission-and-fabrication detection, outbound-artifact gating as typed negative outcomes, blinded evaluation batteries, peer-health-gated destructive cleanup, confidence-gated typed-judgment offload, warranted destructive maintenance anchored to prior repository state, its receipt-gated key recovery, observer-first control arming, an operator-controlled agent perimeter, and governed agent authority (one each).</w:t>
       </w:r>
     </w:p>
     <w:p>

--- a/resumes/Zukowski_Resume_AI_Governance_Infrastructure.docx
+++ b/resumes/Zukowski_Resume_AI_Governance_Infrastructure.docx
@@ -947,7 +947,7 @@
         <w:t>Stack:</w:t>
       </w:r>
       <w:r>
-        <w:t xml:space="preserve"> Python (pandas, statsmodels, scipy, matplotlib), R (fixest, did, synthdid), SQL (DuneSQL, Trino, BigQuery), JavaScript / TypeScript; 22 MCP and API connections wrapping the data sources above plus GitHub; Claude.ai + Claude Code + OpenAI Codex + Cursor with 78-skill library and 33-file canonical-state architecture; Jev (TypeSafe) typed-judgment offload; local models via Ollama (IBM Granite, Qwen); n8n, Apify, Git / GitHub</w:t>
+        <w:t xml:space="preserve"> Python (pandas, statsmodels, scipy, matplotlib), R (fixest, did, synthdid), SQL (DuneSQL, Trino, BigQuery), JavaScript / TypeScript; 15 MCP servers and 27 API services wrapping the data sources above plus GitHub; Claude.ai + Claude Code + OpenAI Codex + Cursor with 78-skill library and 33-file canonical-state architecture; Jev (TypeSafe) typed-judgment offload; local models via Ollama (IBM Granite, Qwen); n8n, Apify, Git / GitHub</w:t>
       </w:r>
     </w:p>
     <w:p>

--- a/resumes/Zukowski_Resume_AI_Governance_Infrastructure.docx
+++ b/resumes/Zukowski_Resume_AI_Governance_Infrastructure.docx
@@ -133,7 +133,7 @@
         <w:br/>
         <w:t>· over 63,000 advisory firings measured across 37 classes · 78⁠-⁠skill library · 33⁠-⁠file canonical⁠-⁠state layer</w:t>
         <w:br/>
-        <w:t>· 42 USPTO patent applications across 32 families (Canonical⁠-⁠State Architecture for multi⁠-⁠agent AI research)</w:t>
+        <w:t>· 46 USPTO patent applications across 36 families (Canonical⁠-⁠State Architecture for multi⁠-⁠agent AI research)</w:t>
         <w:br/>
         <w:t>· 9 SSRN papers · 25 federal comment letters · FSB AI consultation response</w:t>
       </w:r>
@@ -697,7 +697,7 @@
         <w:t>Canonical-State Architecture.</w:t>
       </w:r>
       <w:r>
-        <w:t xml:space="preserve"> Filed 41 US patent applications across 32 families in 2026. Twelve applications across four families cover coordination and integrity for concurrent AI-agent sessions on a shared version-controlled repository: per-session staging-index isolation, a multi-mode verification engine, a commit-time canonical-state coherence gate, recursive self-validation of discipline codifications, a tamper-evident coordination-proof log, authorship-narrowed commit replay with a per-writer edit-intent ledger, and statement-time provenance binding under fail-closed admission control; validated on over 68,000 commits and 12 to 55 concurrent agents over seven months (as of 2026-09-28), with a companion 73-page methodology preprint. The other twenty-eight families cover evidence-grounding interlocks against hallucinated machine assessment (two applications); typed-absence control attribution for pseudonymous on-chain systems (three); instrument-absence as a typed outcome with verifier-integrity controls (two); authority-aware context retrieval, resource-triggered session handoff, fleet launch-governance admission, contribution attestation, and derived-artifact coherence (six); calibration-gated detector promotion and evaluation instrumentation (three); reputation-weighted governance thresholds (two); and eleven families filed since August covering provenance-chain attribution, source-fidelity omission-and-fabrication detection, outbound-artifact gating as typed negative outcomes, blinded evaluation batteries, peer-health-gated destructive cleanup, confidence-gated typed-judgment offload, warranted destructive maintenance anchored to prior repository state, its receipt-gated key recovery, observer-first control arming, an operator-controlled agent perimeter, and governed agent authority (one each).</w:t>
+        <w:t xml:space="preserve"> Filed 41 US patent applications across 36 families in 2026. Twelve applications across four families cover coordination and integrity for concurrent AI-agent sessions on a shared version-controlled repository: per-session staging-index isolation, a multi-mode verification engine, a commit-time canonical-state coherence gate, recursive self-validation of discipline codifications, a tamper-evident coordination-proof log, authorship-narrowed commit replay with a per-writer edit-intent ledger, and statement-time provenance binding under fail-closed admission control; validated on over 68,000 commits and 12 to 55 concurrent agents over seven months (as of 2026-09-28), with a companion 73-page methodology preprint. The other thirty-two families cover evidence-grounding interlocks against hallucinated machine assessment (two applications); typed-absence control attribution for pseudonymous on-chain systems (three); instrument-absence as a typed outcome with verifier-integrity controls (two); authority-aware context retrieval, resource-triggered session handoff, fleet launch-governance admission, contribution attestation, and derived-artifact coherence (six); calibration-gated detector promotion and evaluation instrumentation (three); reputation-weighted governance thresholds (two); and eleven families filed since August covering provenance-chain attribution, source-fidelity omission-and-fabrication detection, outbound-artifact gating as typed negative outcomes, blinded evaluation batteries, peer-health-gated destructive cleanup, confidence-gated typed-judgment offload, warranted destructive maintenance anchored to prior repository state, its receipt-gated key recovery, observer-first control arming, an operator-controlled agent perimeter, and governed agent authority (one each).</w:t>
       </w:r>
     </w:p>
     <w:p>
